--- a/docs/Day10_米蘭到機場.docx
+++ b/docs/Day10_米蘭到機場.docx
@@ -50,7 +50,7 @@
           <w:color w:val="5D6D7E"/>
           <w:sz w:val="21"/>
         </w:rPr>
-        <w:t>班機：BR96，11:15 從 MXP T1 起飛 → 必須 08:45 前抵達機場</w:t>
+        <w:t>班機：BR96，11:15 從 MXP T1 起飛 → 建議 08:30 前抵達機場</w:t>
       </w:r>
     </w:p>
     <w:p>
@@ -80,25 +80,25 @@
           <w:color w:val="2C3E50"/>
           <w:sz w:val="18"/>
         </w:rPr>
-        <w:t>06:30  起床，最後檢查行李</w:t>
+        <w:t>06:00  起床，最後檢查行李</w:t>
         <w:br/>
-        <w:t>07:00  米蘭住宿退房</w:t>
+        <w:t>06:30  米蘭住宿退房</w:t>
         <w:br/>
-        <w:t>07:15  出發前往米蘭中央車站 (Milano Centrale)</w:t>
+        <w:t>06:45  出發前往米蘭中央車站 (Milano Centrale)</w:t>
         <w:br/>
         <w:t xml:space="preserve">        |  計程車約 10~15 分鐘（視住宿位置）</w:t>
         <w:br/>
-        <w:t>07:30  抵達 Milano Centrale</w:t>
+        <w:t>07:00  抵達 Milano Centrale</w:t>
         <w:br/>
-        <w:t>07:52  搭乘 Malpensa Express</w:t>
+        <w:t>07:25  搭乘 Malpensa Express（首選班次）</w:t>
         <w:br/>
-        <w:t xml:space="preserve">        |  車程 52 分鐘</w:t>
+        <w:t xml:space="preserve">        |  車程約 51 分鐘</w:t>
         <w:br/>
-        <w:t>08:44  抵達 Malpensa Aeroporto T1</w:t>
+        <w:t>08:16  抵達 Malpensa Aeroporto T1（列車先停 T1，務必在此下車）</w:t>
         <w:br/>
         <w:t xml:space="preserve">        |</w:t>
         <w:br/>
-        <w:t>08:45  辦理報到、托運行李</w:t>
+        <w:t>08:20  辦理報到、托運行李</w:t>
         <w:br/>
         <w:t>09:30  過安檢、逛免稅店、辦退稅</w:t>
         <w:br/>
@@ -135,7 +135,7 @@
           <w:rFonts w:ascii="Microsoft JhengHei" w:hAnsi="Microsoft JhengHei" w:eastAsia="Microsoft JhengHei"/>
           <w:sz w:val="21"/>
         </w:rPr>
-        <w:t>• 11:15 起飛 → 建議 08:45 前到機場（起飛前 2.5 小時）</w:t>
+        <w:t>• 11:15 起飛 → 建議 08:30 前到機場（起飛前 2.5~3 小時）</w:t>
       </w:r>
     </w:p>
     <w:p>
@@ -147,7 +147,7 @@
           <w:rFonts w:ascii="Microsoft JhengHei" w:hAnsi="Microsoft JhengHei" w:eastAsia="Microsoft JhengHei"/>
           <w:sz w:val="21"/>
         </w:rPr>
-        <w:t xml:space="preserve">• 08:44 Malpensa Express 到站 → 搭 </w:t>
+        <w:t xml:space="preserve">• 08:16 Malpensa Express 到站 → 搭 </w:t>
       </w:r>
       <w:r>
         <w:rPr>
@@ -155,14 +155,14 @@
           <w:b/>
           <w:sz w:val="21"/>
         </w:rPr>
-        <w:t>07:52</w:t>
+        <w:t>07:25</w:t>
       </w:r>
       <w:r>
         <w:rPr>
           <w:rFonts w:ascii="Microsoft JhengHei" w:hAnsi="Microsoft JhengHei" w:eastAsia="Microsoft JhengHei"/>
           <w:sz w:val="21"/>
         </w:rPr>
-        <w:t xml:space="preserve"> 班次</w:t>
+        <w:t xml:space="preserve"> 班次（首選，緩衝充足）</w:t>
       </w:r>
     </w:p>
     <w:p>
@@ -174,7 +174,7 @@
           <w:rFonts w:ascii="Microsoft JhengHei" w:hAnsi="Microsoft JhengHei" w:eastAsia="Microsoft JhengHei"/>
           <w:sz w:val="21"/>
         </w:rPr>
-        <w:t>• 07:52 從 Milano Centrale 出發 → 07:30 前到車站</w:t>
+        <w:t>• 07:25 從 Milano Centrale 出發 → 07:00 前到車站</w:t>
       </w:r>
     </w:p>
     <w:p>
@@ -194,7 +194,7 @@
           <w:b/>
           <w:sz w:val="21"/>
         </w:rPr>
-        <w:t>07:00~07:15 出門</w:t>
+        <w:t>06:30~06:45 出門</w:t>
       </w:r>
       <w:r>
         <w:rPr>
@@ -343,7 +343,7 @@
                 <w:color w:val="FFFFFF"/>
                 <w:sz w:val="20"/>
               </w:rPr>
-              <w:t>5人總費用 (EUR)</w:t>
+              <w:t>5 人總費用 (EUR)</w:t>
             </w:r>
           </w:p>
         </w:tc>
@@ -364,7 +364,7 @@
                 <w:color w:val="FFFFFF"/>
                 <w:sz w:val="20"/>
               </w:rPr>
-              <w:t>5人總費用 (TWD)</w:t>
+              <w:t>5 人總費用 (TWD)</w:t>
             </w:r>
           </w:p>
         </w:tc>
@@ -451,7 +451,7 @@
                 <w:rFonts w:ascii="Microsoft JhengHei" w:hAnsi="Microsoft JhengHei" w:eastAsia="Microsoft JhengHei"/>
                 <w:sz w:val="19"/>
               </w:rPr>
-              <w:t>52 分鐘</w:t>
+              <w:t>約 51 分鐘</w:t>
             </w:r>
           </w:p>
         </w:tc>
@@ -466,7 +466,7 @@
                 <w:rFonts w:ascii="Microsoft JhengHei" w:hAnsi="Microsoft JhengHei" w:eastAsia="Microsoft JhengHei"/>
                 <w:sz w:val="19"/>
               </w:rPr>
-              <w:t>13</w:t>
+              <w:t>15</w:t>
             </w:r>
           </w:p>
         </w:tc>
@@ -481,7 +481,7 @@
                 <w:rFonts w:ascii="Microsoft JhengHei" w:hAnsi="Microsoft JhengHei" w:eastAsia="Microsoft JhengHei"/>
                 <w:sz w:val="19"/>
               </w:rPr>
-              <w:t>477</w:t>
+              <w:t>551</w:t>
             </w:r>
           </w:p>
         </w:tc>
@@ -496,7 +496,7 @@
                 <w:rFonts w:ascii="Microsoft JhengHei" w:hAnsi="Microsoft JhengHei" w:eastAsia="Microsoft JhengHei"/>
                 <w:sz w:val="19"/>
               </w:rPr>
-              <w:t>65</w:t>
+              <w:t>75</w:t>
             </w:r>
           </w:p>
         </w:tc>
@@ -511,7 +511,7 @@
                 <w:rFonts w:ascii="Microsoft JhengHei" w:hAnsi="Microsoft JhengHei" w:eastAsia="Microsoft JhengHei"/>
                 <w:sz w:val="19"/>
               </w:rPr>
-              <w:t>2,386</w:t>
+              <w:t>2,753</w:t>
             </w:r>
           </w:p>
         </w:tc>
@@ -882,7 +882,7 @@
                 <w:rFonts w:ascii="Microsoft JhengHei" w:hAnsi="Microsoft JhengHei" w:eastAsia="Microsoft JhengHei"/>
                 <w:sz w:val="19"/>
               </w:rPr>
-              <w:t>固定 105/車</w:t>
+              <w:t>固定 114/車</w:t>
             </w:r>
           </w:p>
         </w:tc>
@@ -898,7 +898,7 @@
                 <w:rFonts w:ascii="Microsoft JhengHei" w:hAnsi="Microsoft JhengHei" w:eastAsia="Microsoft JhengHei"/>
                 <w:sz w:val="19"/>
               </w:rPr>
-              <w:t>3,854/車</w:t>
+              <w:t>4,184/車</w:t>
             </w:r>
           </w:p>
         </w:tc>
@@ -914,7 +914,7 @@
                 <w:rFonts w:ascii="Microsoft JhengHei" w:hAnsi="Microsoft JhengHei" w:eastAsia="Microsoft JhengHei"/>
                 <w:sz w:val="19"/>
               </w:rPr>
-              <w:t>210（2台）</w:t>
+              <w:t>228（2 台）</w:t>
             </w:r>
           </w:p>
         </w:tc>
@@ -930,7 +930,7 @@
                 <w:rFonts w:ascii="Microsoft JhengHei" w:hAnsi="Microsoft JhengHei" w:eastAsia="Microsoft JhengHei"/>
                 <w:sz w:val="19"/>
               </w:rPr>
-              <w:t>7,707</w:t>
+              <w:t>8,368</w:t>
             </w:r>
           </w:p>
         </w:tc>
@@ -962,7 +962,7 @@
                 <w:rFonts w:ascii="Microsoft JhengHei" w:hAnsi="Microsoft JhengHei" w:eastAsia="Microsoft JhengHei"/>
                 <w:sz w:val="19"/>
               </w:rPr>
-              <w:t>5人需2台，最不划算</w:t>
+              <w:t>5 人需 2 台，最不划算</w:t>
             </w:r>
           </w:p>
         </w:tc>
@@ -1140,7 +1140,7 @@
                 <w:rFonts w:ascii="Microsoft JhengHei" w:hAnsi="Microsoft JhengHei" w:eastAsia="Microsoft JhengHei"/>
                 <w:sz w:val="19"/>
               </w:rPr>
-              <w:t>Milano Centrale → Malpensa Aeroporto T1</w:t>
+              <w:t>Milano Centrale → Malpensa Aeroporto T1 → T2（先停 T1）</w:t>
             </w:r>
           </w:p>
         </w:tc>
@@ -1164,7 +1164,7 @@
                 <w:b/>
                 <w:sz w:val="19"/>
               </w:rPr>
-              <w:t>車程</w:t>
+              <w:t>車程到 T1</w:t>
             </w:r>
             <w:r>
               <w:rPr>
@@ -1185,7 +1185,7 @@
                 <w:rFonts w:ascii="Microsoft JhengHei" w:hAnsi="Microsoft JhengHei" w:eastAsia="Microsoft JhengHei"/>
                 <w:sz w:val="19"/>
               </w:rPr>
-              <w:t>52 分鐘</w:t>
+              <w:t>約 51 分鐘</w:t>
             </w:r>
           </w:p>
         </w:tc>
@@ -1277,7 +1277,7 @@
                 <w:rFonts w:ascii="Microsoft JhengHei" w:hAnsi="Microsoft JhengHei" w:eastAsia="Microsoft JhengHei"/>
                 <w:sz w:val="19"/>
               </w:rPr>
-              <w:t>EUR 13/人</w:t>
+              <w:t>EUR 15/人（兒童 EUR 7.50）</w:t>
             </w:r>
           </w:p>
         </w:tc>
@@ -1410,7 +1410,7 @@
                 <w:b/>
                 <w:sz w:val="19"/>
               </w:rPr>
-              <w:t>07:22</w:t>
+              <w:t>06:55</w:t>
             </w:r>
             <w:r>
               <w:rPr>
@@ -1431,7 +1431,7 @@
                 <w:rFonts w:ascii="Microsoft JhengHei" w:hAnsi="Microsoft JhengHei" w:eastAsia="Microsoft JhengHei"/>
                 <w:sz w:val="19"/>
               </w:rPr>
-              <w:t>08:14</w:t>
+              <w:t>~07:46</w:t>
             </w:r>
           </w:p>
         </w:tc>
@@ -1461,7 +1461,7 @@
                 <w:rFonts w:ascii="Microsoft JhengHei" w:hAnsi="Microsoft JhengHei" w:eastAsia="Microsoft JhengHei"/>
                 <w:sz w:val="19"/>
               </w:rPr>
-              <w:t>最充裕的緩衝時間</w:t>
+              <w:t>緩衝時間最多</w:t>
             </w:r>
           </w:p>
         </w:tc>
@@ -1486,7 +1486,7 @@
                 <w:b/>
                 <w:sz w:val="19"/>
               </w:rPr>
-              <w:t>07:52</w:t>
+              <w:t>07:25</w:t>
             </w:r>
             <w:r>
               <w:rPr>
@@ -1508,7 +1508,7 @@
                 <w:rFonts w:ascii="Microsoft JhengHei" w:hAnsi="Microsoft JhengHei" w:eastAsia="Microsoft JhengHei"/>
                 <w:sz w:val="19"/>
               </w:rPr>
-              <w:t>08:44</w:t>
+              <w:t>~08:16</w:t>
             </w:r>
           </w:p>
         </w:tc>
@@ -1553,7 +1553,7 @@
                 <w:rFonts w:ascii="Microsoft JhengHei" w:hAnsi="Microsoft JhengHei" w:eastAsia="Microsoft JhengHei"/>
                 <w:sz w:val="19"/>
               </w:rPr>
-              <w:t>抵達後距起飛 2.5 小時，剛好</w:t>
+              <w:t>抵達後距起飛 ~3 小時，剛好</w:t>
             </w:r>
           </w:p>
         </w:tc>
@@ -1570,7 +1570,7 @@
                 <w:rFonts w:ascii="Microsoft JhengHei" w:hAnsi="Microsoft JhengHei" w:eastAsia="Microsoft JhengHei"/>
                 <w:sz w:val="19"/>
               </w:rPr>
-              <w:t>08:22</w:t>
+              <w:t>07:55</w:t>
             </w:r>
           </w:p>
         </w:tc>
@@ -1585,7 +1585,7 @@
                 <w:rFonts w:ascii="Microsoft JhengHei" w:hAnsi="Microsoft JhengHei" w:eastAsia="Microsoft JhengHei"/>
                 <w:sz w:val="19"/>
               </w:rPr>
-              <w:t>09:14</w:t>
+              <w:t>~08:46</w:t>
             </w:r>
           </w:p>
         </w:tc>
@@ -1600,7 +1600,7 @@
                 <w:rFonts w:ascii="Microsoft JhengHei" w:hAnsi="Microsoft JhengHei" w:eastAsia="Microsoft JhengHei"/>
                 <w:sz w:val="19"/>
               </w:rPr>
-              <w:t>備案</w:t>
+              <w:t>偏晚</w:t>
             </w:r>
           </w:p>
         </w:tc>
@@ -1615,7 +1615,7 @@
                 <w:rFonts w:ascii="Microsoft JhengHei" w:hAnsi="Microsoft JhengHei" w:eastAsia="Microsoft JhengHei"/>
                 <w:sz w:val="19"/>
               </w:rPr>
-              <w:t>起飛前 2 小時到，有點趕但可行</w:t>
+              <w:t>緩衝較少，距起飛 2.5 小時</w:t>
             </w:r>
           </w:p>
         </w:tc>
@@ -1636,7 +1636,7 @@
           <w:color w:val="5D6D7E"/>
           <w:sz w:val="21"/>
         </w:rPr>
-        <w:t>注意：以上為參考時刻，2026 年實際班次可能微調，建議出發前一天在 Trenord App 確認。</w:t>
+        <w:t>注意：以上為 2026/05 公開時刻參考，實際以官方 Trenord / Malpensa Express App 查詢結果為準；出發前一天再次確認。</w:t>
       </w:r>
     </w:p>
     <w:p>
@@ -1741,7 +1741,7 @@
                 <w:color w:val="FFFFFF"/>
                 <w:sz w:val="20"/>
               </w:rPr>
-              <w:t>5人合計 (EUR)</w:t>
+              <w:t>5 人合計 (EUR)</w:t>
             </w:r>
           </w:p>
         </w:tc>
@@ -1762,7 +1762,7 @@
                 <w:color w:val="FFFFFF"/>
                 <w:sz w:val="20"/>
               </w:rPr>
-              <w:t>5人合計 (TWD)</w:t>
+              <w:t>5 人合計 (TWD)</w:t>
             </w:r>
           </w:p>
         </w:tc>
@@ -1794,7 +1794,7 @@
                 <w:rFonts w:ascii="Microsoft JhengHei" w:hAnsi="Microsoft JhengHei" w:eastAsia="Microsoft JhengHei"/>
                 <w:sz w:val="19"/>
               </w:rPr>
-              <w:t>13</w:t>
+              <w:t>15</w:t>
             </w:r>
           </w:p>
         </w:tc>
@@ -1809,7 +1809,7 @@
                 <w:rFonts w:ascii="Microsoft JhengHei" w:hAnsi="Microsoft JhengHei" w:eastAsia="Microsoft JhengHei"/>
                 <w:sz w:val="19"/>
               </w:rPr>
-              <w:t>477</w:t>
+              <w:t>551</w:t>
             </w:r>
           </w:p>
         </w:tc>
@@ -1824,7 +1824,7 @@
                 <w:rFonts w:ascii="Microsoft JhengHei" w:hAnsi="Microsoft JhengHei" w:eastAsia="Microsoft JhengHei"/>
                 <w:sz w:val="19"/>
               </w:rPr>
-              <w:t>65</w:t>
+              <w:t>75</w:t>
             </w:r>
           </w:p>
         </w:tc>
@@ -1839,7 +1839,7 @@
                 <w:rFonts w:ascii="Microsoft JhengHei" w:hAnsi="Microsoft JhengHei" w:eastAsia="Microsoft JhengHei"/>
                 <w:sz w:val="19"/>
               </w:rPr>
-              <w:t>2,386</w:t>
+              <w:t>2,753</w:t>
             </w:r>
           </w:p>
         </w:tc>
@@ -2090,7 +2090,7 @@
           <w:rFonts w:ascii="Microsoft JhengHei" w:hAnsi="Microsoft JhengHei" w:eastAsia="Microsoft JhengHei"/>
           <w:sz w:val="21"/>
         </w:rPr>
-        <w:t>：火車會先停靠</w:t>
+        <w:t xml:space="preserve">：⚠ </w:t>
       </w:r>
       <w:r>
         <w:rPr>
@@ -2098,14 +2098,14 @@
           <w:b/>
           <w:sz w:val="21"/>
         </w:rPr>
-        <w:t>第二航廈 (T2)</w:t>
+        <w:t>從 Milano Centrale 往機場方向，列車先停 Malpensa Terminal 1 (T1)、再到 Terminal 2 (T2)</w:t>
       </w:r>
       <w:r>
         <w:rPr>
           <w:rFonts w:ascii="Microsoft JhengHei" w:hAnsi="Microsoft JhengHei" w:eastAsia="Microsoft JhengHei"/>
           <w:sz w:val="21"/>
         </w:rPr>
-        <w:t>，請勿下錯站！務必等到</w:t>
+        <w:t xml:space="preserve">。長榮航空在 </w:t>
       </w:r>
       <w:r>
         <w:rPr>
@@ -2113,14 +2113,29 @@
           <w:b/>
           <w:sz w:val="21"/>
         </w:rPr>
-        <w:t>第一航廈 (T1)</w:t>
+        <w:t>T1</w:t>
       </w:r>
       <w:r>
         <w:rPr>
           <w:rFonts w:ascii="Microsoft JhengHei" w:hAnsi="Microsoft JhengHei" w:eastAsia="Microsoft JhengHei"/>
           <w:sz w:val="21"/>
         </w:rPr>
-        <w:t xml:space="preserve"> 再下車（長榮航空從 T1 出發）。下車後跟著指標搭電扶梯上到航廈出發層（Departures）</w:t>
+        <w:t>，</w:t>
+      </w:r>
+      <w:r>
+        <w:rPr>
+          <w:rFonts w:ascii="Microsoft JhengHei" w:hAnsi="Microsoft JhengHei" w:eastAsia="Microsoft JhengHei"/>
+          <w:b/>
+          <w:sz w:val="21"/>
+        </w:rPr>
+        <w:t>抵達 T1 即下車</w:t>
+      </w:r>
+      <w:r>
+        <w:rPr>
+          <w:rFonts w:ascii="Microsoft JhengHei" w:hAnsi="Microsoft JhengHei" w:eastAsia="Microsoft JhengHei"/>
+          <w:sz w:val="21"/>
+        </w:rPr>
+        <w:t>，千萬不要坐到 T2！下車後跟著指標搭電扶梯上到航廈出發層（Departures）</w:t>
       </w:r>
     </w:p>
     <w:p>
@@ -2140,14 +2155,14 @@
           <w:b/>
           <w:sz w:val="21"/>
         </w:rPr>
-        <w:t>實體票打票</w:t>
+        <w:t>車票驗證</w:t>
       </w:r>
       <w:r>
         <w:rPr>
           <w:rFonts w:ascii="Microsoft JhengHei" w:hAnsi="Microsoft JhengHei" w:eastAsia="Microsoft JhengHei"/>
           <w:sz w:val="21"/>
         </w:rPr>
-        <w:t>：若在售票機購買紙本車票，上車前必須在月台打票機打票（Validate）；App 電子票免打票</w:t>
+        <w:t>：Malpensa Express 為對號／單程票，依車票與 App 指示，保留 QR Code 或紙本票供查票即可（單程票一般不需驗證打票機）</w:t>
       </w:r>
     </w:p>
     <w:p>
@@ -4240,7 +4255,7 @@
                 <w:rFonts w:ascii="Microsoft JhengHei" w:hAnsi="Microsoft JhengHei" w:eastAsia="Microsoft JhengHei"/>
                 <w:sz w:val="19"/>
               </w:rPr>
-              <w:t>EUR 105/台（公定價，Milan 市區出發）</w:t>
+              <w:t>EUR 114/台（2026 米蘭市政府公定價，Milan 市區出發）</w:t>
             </w:r>
           </w:p>
         </w:tc>
@@ -4274,7 +4289,7 @@
                 <w:rFonts w:ascii="Microsoft JhengHei" w:hAnsi="Microsoft JhengHei" w:eastAsia="Microsoft JhengHei"/>
                 <w:sz w:val="19"/>
               </w:rPr>
-              <w:t>EUR 210</w:t>
+              <w:t>EUR 228</w:t>
             </w:r>
           </w:p>
         </w:tc>
@@ -4306,7 +4321,7 @@
                 <w:rFonts w:ascii="Microsoft JhengHei" w:hAnsi="Microsoft JhengHei" w:eastAsia="Microsoft JhengHei"/>
                 <w:sz w:val="19"/>
               </w:rPr>
-              <w:t>EUR 42 (TWD 1,541)</w:t>
+              <w:t>約 EUR 45.6 (TWD 約 1,674)</w:t>
             </w:r>
           </w:p>
         </w:tc>
@@ -4393,7 +4408,7 @@
           <w:rFonts w:ascii="Microsoft JhengHei" w:hAnsi="Microsoft JhengHei" w:eastAsia="Microsoft JhengHei"/>
           <w:sz w:val="21"/>
         </w:rPr>
-        <w:t>1. EUR 13/人，5 人才 EUR 65（TWD 2,386），是最佳性價比</w:t>
+        <w:t>1. EUR 15/人，5 人才 EUR 75（TWD 2,753），是最佳性價比</w:t>
       </w:r>
     </w:p>
     <w:p>
@@ -4405,7 +4420,7 @@
           <w:rFonts w:ascii="Microsoft JhengHei" w:hAnsi="Microsoft JhengHei" w:eastAsia="Microsoft JhengHei"/>
           <w:sz w:val="21"/>
         </w:rPr>
-        <w:t>2. 火車不塞車，52 分鐘準時到達</w:t>
+        <w:t>2. 火車不塞車，約 51 分鐘準時到達</w:t>
       </w:r>
     </w:p>
     <w:p>
@@ -4417,7 +4432,7 @@
           <w:rFonts w:ascii="Microsoft JhengHei" w:hAnsi="Microsoft JhengHei" w:eastAsia="Microsoft JhengHei"/>
           <w:sz w:val="21"/>
         </w:rPr>
-        <w:t>3. 直達 MXP T1（你們的長榮航班從 T1 出發）</w:t>
+        <w:t>3. 先停 MXP T1（長榮從 T1 出發，到站直接下車）</w:t>
       </w:r>
     </w:p>
     <w:p>
@@ -4573,7 +4588,7 @@
                 <w:rFonts w:ascii="Microsoft JhengHei" w:hAnsi="Microsoft JhengHei" w:eastAsia="Microsoft JhengHei"/>
                 <w:sz w:val="19"/>
               </w:rPr>
-              <w:t>BR96，11:15 起飛</w:t>
+              <w:t>BR96，11:15 起飛（2026/05 公開時刻，出發前 48 小時請再用 EVA App 確認）</w:t>
             </w:r>
           </w:p>
         </w:tc>
@@ -4620,7 +4635,7 @@
                 <w:rFonts w:ascii="Microsoft JhengHei" w:hAnsi="Microsoft JhengHei" w:eastAsia="Microsoft JhengHei"/>
                 <w:sz w:val="19"/>
               </w:rPr>
-              <w:t>MXP T1（航廈到了跟著 "Check-in" 和 "Eva Air" 指標走）</w:t>
+              <w:t>MXP T1（航廈到了跟著 "Check-in" 和 "EVA Air" 指標走）</w:t>
             </w:r>
           </w:p>
         </w:tc>
@@ -4665,7 +4680,7 @@
                 <w:rFonts w:ascii="Microsoft JhengHei" w:hAnsi="Microsoft JhengHei" w:eastAsia="Microsoft JhengHei"/>
                 <w:sz w:val="19"/>
               </w:rPr>
-              <w:t>起飛前 3 小時開始（08:15），建議 08:45~09:00 到</w:t>
+              <w:t>起飛前 3 小時開始（08:15），建議 08:20~08:30 到</w:t>
             </w:r>
           </w:p>
         </w:tc>
@@ -4843,7 +4858,7 @@
           <w:rFonts w:ascii="Microsoft JhengHei" w:hAnsi="Microsoft JhengHei" w:eastAsia="Microsoft JhengHei"/>
           <w:sz w:val="21"/>
         </w:rPr>
-        <w:t>：在同一家店消費滿 EUR 70.01 以上可申請退稅</w:t>
+        <w:t>：同一家店、同一張發票消費滿 EUR 70.01 以上可申請退稅（義大利 2024/2/1 起新門檻）</w:t>
       </w:r>
     </w:p>
     <w:p>
@@ -4870,7 +4885,22 @@
           <w:rFonts w:ascii="Microsoft JhengHei" w:hAnsi="Microsoft JhengHei" w:eastAsia="Microsoft JhengHei"/>
           <w:sz w:val="21"/>
         </w:rPr>
-        <w:t>：購物時向店家索取退稅單（Tax Free Form），店家會幫你填好</w:t>
+        <w:t xml:space="preserve">：購物時向店家索取退稅單（Tax Free Form），出示護照確認店員將資料上傳至義大利 </w:t>
+      </w:r>
+      <w:r>
+        <w:rPr>
+          <w:rFonts w:ascii="Microsoft JhengHei" w:hAnsi="Microsoft JhengHei" w:eastAsia="Microsoft JhengHei"/>
+          <w:b/>
+          <w:sz w:val="21"/>
+        </w:rPr>
+        <w:t>OTELLO 2.0</w:t>
+      </w:r>
+      <w:r>
+        <w:rPr>
+          <w:rFonts w:ascii="Microsoft JhengHei" w:hAnsi="Microsoft JhengHei" w:eastAsia="Microsoft JhengHei"/>
+          <w:sz w:val="21"/>
+        </w:rPr>
+        <w:t xml:space="preserve"> 數位退稅系統</w:t>
       </w:r>
     </w:p>
     <w:p>
@@ -4924,7 +4954,7 @@
           <w:rFonts w:ascii="Microsoft JhengHei" w:hAnsi="Microsoft JhengHei" w:eastAsia="Microsoft JhengHei"/>
           <w:sz w:val="21"/>
         </w:rPr>
-        <w:t>：讓海關在退稅單上蓋章（可能需要出示購買的商品，所以退稅商品先不要放進託運行李）</w:t>
+        <w:t>：透過 OTELLO 2.0 數位掃描終端機（Kiosk）完成查驗；若商品要托運須在報到前處理，若隨身攜帶可在安檢後處理</w:t>
       </w:r>
     </w:p>
     <w:p>
@@ -4951,7 +4981,7 @@
           <w:rFonts w:ascii="Microsoft JhengHei" w:hAnsi="Microsoft JhengHei" w:eastAsia="Microsoft JhengHei"/>
           <w:sz w:val="21"/>
         </w:rPr>
-        <w:t>：Global Blue 或 Premier Tax Free 的櫃檯辦理退現金或退到信用卡</w:t>
+        <w:t>：Global Blue 或 Planet（原 Premier Tax Free）的櫃檯辦理退現金或退到信用卡</w:t>
       </w:r>
     </w:p>
     <w:p>
@@ -4964,6 +4994,33 @@
           <w:sz w:val="21"/>
         </w:rPr>
         <w:t xml:space="preserve">4. </w:t>
+      </w:r>
+      <w:r>
+        <w:rPr>
+          <w:rFonts w:ascii="Microsoft JhengHei" w:hAnsi="Microsoft JhengHei" w:eastAsia="Microsoft JhengHei"/>
+          <w:b/>
+          <w:sz w:val="21"/>
+        </w:rPr>
+        <w:t>實拿金額</w:t>
+      </w:r>
+      <w:r>
+        <w:rPr>
+          <w:rFonts w:ascii="Microsoft JhengHei" w:hAnsi="Microsoft JhengHei" w:eastAsia="Microsoft JhengHei"/>
+          <w:sz w:val="21"/>
+        </w:rPr>
+        <w:t>：義大利 VAT 22%，扣除退稅公司手續費後實際退回約購物金額的 11%~15%</w:t>
+      </w:r>
+    </w:p>
+    <w:p>
+      <w:pPr>
+        <w:ind w:left="454" w:hanging="283"/>
+      </w:pPr>
+      <w:r>
+        <w:rPr>
+          <w:rFonts w:ascii="Microsoft JhengHei" w:hAnsi="Microsoft JhengHei" w:eastAsia="Microsoft JhengHei"/>
+          <w:sz w:val="21"/>
+        </w:rPr>
+        <w:t xml:space="preserve">5. </w:t>
       </w:r>
       <w:r>
         <w:rPr>
@@ -4990,7 +5047,7 @@
           <w:rFonts w:ascii="Microsoft JhengHei" w:hAnsi="Microsoft JhengHei" w:eastAsia="Microsoft JhengHei"/>
           <w:sz w:val="21"/>
         </w:rPr>
-        <w:t xml:space="preserve">5. </w:t>
+        <w:t xml:space="preserve">6. </w:t>
       </w:r>
       <w:r>
         <w:rPr>
@@ -5013,7 +5070,7 @@
           <w:b/>
           <w:sz w:val="21"/>
         </w:rPr>
-        <w:t>07:22</w:t>
+        <w:t>06:55</w:t>
       </w:r>
       <w:r>
         <w:rPr>
@@ -5161,7 +5218,7 @@
                 <w:color w:val="FFFFFF"/>
                 <w:sz w:val="20"/>
               </w:rPr>
-              <w:t>5人合計 (EUR)</w:t>
+              <w:t>5 人合計 (EUR)</w:t>
             </w:r>
           </w:p>
         </w:tc>
@@ -5182,7 +5239,7 @@
                 <w:color w:val="FFFFFF"/>
                 <w:sz w:val="20"/>
               </w:rPr>
-              <w:t>5人合計 (TWD)</w:t>
+              <w:t>5 人合計 (TWD)</w:t>
             </w:r>
           </w:p>
         </w:tc>
@@ -5324,7 +5381,7 @@
                 <w:rFonts w:ascii="Microsoft JhengHei" w:hAnsi="Microsoft JhengHei" w:eastAsia="Microsoft JhengHei"/>
                 <w:sz w:val="19"/>
               </w:rPr>
-              <w:t>13</w:t>
+              <w:t>15</w:t>
             </w:r>
           </w:p>
         </w:tc>
@@ -5340,7 +5397,7 @@
                 <w:rFonts w:ascii="Microsoft JhengHei" w:hAnsi="Microsoft JhengHei" w:eastAsia="Microsoft JhengHei"/>
                 <w:sz w:val="19"/>
               </w:rPr>
-              <w:t>477</w:t>
+              <w:t>551</w:t>
             </w:r>
           </w:p>
         </w:tc>
@@ -5356,7 +5413,7 @@
                 <w:rFonts w:ascii="Microsoft JhengHei" w:hAnsi="Microsoft JhengHei" w:eastAsia="Microsoft JhengHei"/>
                 <w:sz w:val="19"/>
               </w:rPr>
-              <w:t>65</w:t>
+              <w:t>75</w:t>
             </w:r>
           </w:p>
         </w:tc>
@@ -5372,7 +5429,7 @@
                 <w:rFonts w:ascii="Microsoft JhengHei" w:hAnsi="Microsoft JhengHei" w:eastAsia="Microsoft JhengHei"/>
                 <w:sz w:val="19"/>
               </w:rPr>
-              <w:t>2,386</w:t>
+              <w:t>2,753</w:t>
             </w:r>
           </w:p>
         </w:tc>
@@ -5438,7 +5495,7 @@
                 <w:b/>
                 <w:sz w:val="19"/>
               </w:rPr>
-              <w:t>15~18</w:t>
+              <w:t>17~20</w:t>
             </w:r>
             <w:r>
               <w:rPr>
@@ -5466,7 +5523,7 @@
                 <w:b/>
                 <w:sz w:val="19"/>
               </w:rPr>
-              <w:t>550~661</w:t>
+              <w:t>624~735</w:t>
             </w:r>
             <w:r>
               <w:rPr>
@@ -5494,7 +5551,7 @@
                 <w:b/>
                 <w:sz w:val="19"/>
               </w:rPr>
-              <w:t>75~90</w:t>
+              <w:t>85~100</w:t>
             </w:r>
             <w:r>
               <w:rPr>
@@ -5522,7 +5579,7 @@
                 <w:b/>
                 <w:sz w:val="19"/>
               </w:rPr>
-              <w:t>2,753~3,304</w:t>
+              <w:t>3,120~3,671</w:t>
             </w:r>
             <w:r>
               <w:rPr>
@@ -5607,7 +5664,7 @@
           <w:rFonts w:ascii="Microsoft JhengHei" w:hAnsi="Microsoft JhengHei" w:eastAsia="Microsoft JhengHei"/>
           <w:sz w:val="21"/>
         </w:rPr>
-        <w:t>：在 Trenord App 購買 6/23 的 Malpensa Express 車票（07:52 班次）</w:t>
+        <w:t>：在 Trenord / Malpensa Express App 購買 2026/6/23 的 Malpensa Express 車票（07:25 班次首選）</w:t>
       </w:r>
     </w:p>
     <w:p>
@@ -5627,14 +5684,14 @@
           <w:b/>
           <w:sz w:val="21"/>
         </w:rPr>
-        <w:t>6/22 晚上</w:t>
+        <w:t>2026/06/22 晚上</w:t>
       </w:r>
       <w:r>
         <w:rPr>
           <w:rFonts w:ascii="Microsoft JhengHei" w:hAnsi="Microsoft JhengHei" w:eastAsia="Microsoft JhengHei"/>
           <w:sz w:val="21"/>
         </w:rPr>
-        <w:t>：整理行李、確認車票、準備退稅單據、辦理線上報到</w:t>
+        <w:t>：整理行李、確認車票、準備退稅單據、辦理長榮 App 線上報到</w:t>
       </w:r>
     </w:p>
     <w:p>
@@ -5654,14 +5711,14 @@
           <w:b/>
           <w:sz w:val="21"/>
         </w:rPr>
-        <w:t>6/23 早上</w:t>
+        <w:t>2026/06/23 早上</w:t>
       </w:r>
       <w:r>
         <w:rPr>
           <w:rFonts w:ascii="Microsoft JhengHei" w:hAnsi="Microsoft JhengHei" w:eastAsia="Microsoft JhengHei"/>
           <w:sz w:val="21"/>
         </w:rPr>
-        <w:t>：06:30 起床 → 07:00 退房 → 07:30 前到 Milano Centrale</w:t>
+        <w:t>：06:00 起床 → 06:30 退房 → 07:00 前到 Milano Centrale</w:t>
       </w:r>
     </w:p>
     <w:p>
@@ -5673,7 +5730,7 @@
           <w:rFonts w:ascii="Microsoft JhengHei" w:hAnsi="Microsoft JhengHei" w:eastAsia="Microsoft JhengHei"/>
           <w:sz w:val="21"/>
         </w:rPr>
-        <w:t>☐ 如有退稅需求，提早搭 07:22 班次，多留 30 分鐘處理</w:t>
+        <w:t>☐ 如有退稅需求，提早搭 06:55 班次，多留 30 分鐘處理</w:t>
       </w:r>
     </w:p>
     <w:p>
@@ -5696,7 +5753,7 @@
           <w:rFonts w:ascii="Microsoft JhengHei" w:hAnsi="Microsoft JhengHei" w:eastAsia="Microsoft JhengHei"/>
           <w:i/>
         </w:rPr>
-        <w:t>最後更新：2026/3/21</w:t>
+        <w:t>最後更新：2026/05/13（三方審查修訂版 — 修正 Malpensa Express T1/T2 停靠順序、票價、計程車公定價、班次時間、退稅流程）</w:t>
       </w:r>
       <w:r>
         <w:rPr>
